--- a/CÔNG TY TNHH GỖ NHIÊN THÀNH/GPKD.docx
+++ b/CÔNG TY TNHH GỖ NHIÊN THÀNH/GPKD.docx
@@ -25,70 +25,12 @@
               <w:spacing w:after="40"/>
               <w:jc w:val="center"/>
             </w:pPr>
-            <w:bookmarkStart w:id="0" w:name="_GoBack"/>
-            <w:bookmarkEnd w:id="0"/>
             <w:r>
               <w:rPr>
                 <w:b/>
                 <w:sz w:val="22"/>
               </w:rPr>
-              <w:t>S</w:t>
-            </w:r>
-            <w:r>
-              <w:rPr>
-                <w:b/>
-                <w:sz w:val="22"/>
-              </w:rPr>
-              <w:t>Ở</w:t>
-            </w:r>
-            <w:r>
-              <w:rPr>
-                <w:b/>
-                <w:sz w:val="22"/>
-              </w:rPr>
-              <w:t xml:space="preserve"> K</w:t>
-            </w:r>
-            <w:r>
-              <w:rPr>
-                <w:b/>
-                <w:sz w:val="22"/>
-              </w:rPr>
-              <w:t>Ế</w:t>
-            </w:r>
-            <w:r>
-              <w:rPr>
-                <w:b/>
-                <w:sz w:val="22"/>
-              </w:rPr>
-              <w:t xml:space="preserve"> HO</w:t>
-            </w:r>
-            <w:r>
-              <w:rPr>
-                <w:b/>
-                <w:sz w:val="22"/>
-              </w:rPr>
-              <w:t>Ạ</w:t>
-            </w:r>
-            <w:r>
-              <w:rPr>
-                <w:b/>
-                <w:sz w:val="22"/>
-              </w:rPr>
-              <w:t>CH VÀ Đ</w:t>
-            </w:r>
-            <w:r>
-              <w:rPr>
-                <w:b/>
-                <w:sz w:val="22"/>
-              </w:rPr>
-              <w:t>Ầ</w:t>
-            </w:r>
-            <w:r>
-              <w:rPr>
-                <w:b/>
-                <w:sz w:val="22"/>
-              </w:rPr>
-              <w:t>U TƯ</w:t>
+              <w:t>SỞ KẾ HOẠCH VÀ ĐẦU TƯ</w:t>
             </w:r>
             <w:r>
               <w:rPr>
@@ -96,21 +38,7 @@
                 <w:sz w:val="22"/>
               </w:rPr>
               <w:br/>
-              <w:t>T</w:t>
-            </w:r>
-            <w:r>
-              <w:rPr>
-                <w:b/>
-                <w:sz w:val="22"/>
-              </w:rPr>
-              <w:t>Ỉ</w:t>
-            </w:r>
-            <w:r>
-              <w:rPr>
-                <w:b/>
-                <w:sz w:val="22"/>
-              </w:rPr>
-              <w:t>NH BÌNH DƯƠNG</w:t>
+              <w:t>TỈNH BÌNH DƯƠNG</w:t>
             </w:r>
             <w:r>
               <w:rPr>
@@ -136,63 +64,7 @@
                 <w:b/>
                 <w:sz w:val="22"/>
               </w:rPr>
-              <w:t>C</w:t>
-            </w:r>
-            <w:r>
-              <w:rPr>
-                <w:b/>
-                <w:sz w:val="22"/>
-              </w:rPr>
-              <w:t>Ộ</w:t>
-            </w:r>
-            <w:r>
-              <w:rPr>
-                <w:b/>
-                <w:sz w:val="22"/>
-              </w:rPr>
-              <w:t>NG HÒA XÃ H</w:t>
-            </w:r>
-            <w:r>
-              <w:rPr>
-                <w:b/>
-                <w:sz w:val="22"/>
-              </w:rPr>
-              <w:t>Ộ</w:t>
-            </w:r>
-            <w:r>
-              <w:rPr>
-                <w:b/>
-                <w:sz w:val="22"/>
-              </w:rPr>
-              <w:t>I CH</w:t>
-            </w:r>
-            <w:r>
-              <w:rPr>
-                <w:b/>
-                <w:sz w:val="22"/>
-              </w:rPr>
-              <w:t>Ủ</w:t>
-            </w:r>
-            <w:r>
-              <w:rPr>
-                <w:b/>
-                <w:sz w:val="22"/>
-              </w:rPr>
-              <w:t xml:space="preserve"> NGHĨA VI</w:t>
-            </w:r>
-            <w:r>
-              <w:rPr>
-                <w:b/>
-                <w:sz w:val="22"/>
-              </w:rPr>
-              <w:t>Ệ</w:t>
-            </w:r>
-            <w:r>
-              <w:rPr>
-                <w:b/>
-                <w:sz w:val="22"/>
-              </w:rPr>
-              <w:t>T NAM</w:t>
+              <w:t>CỘNG HÒA XÃ HỘI CHỦ NGHĨA VIỆT NAM</w:t>
             </w:r>
             <w:r>
               <w:rPr>
@@ -205,55 +77,7 @@
               <w:rPr>
                 <w:b/>
               </w:rPr>
-              <w:t>Đ</w:t>
-            </w:r>
-            <w:r>
-              <w:rPr>
-                <w:b/>
-              </w:rPr>
-              <w:t>ộ</w:t>
-            </w:r>
-            <w:r>
-              <w:rPr>
-                <w:b/>
-              </w:rPr>
-              <w:t>c l</w:t>
-            </w:r>
-            <w:r>
-              <w:rPr>
-                <w:b/>
-              </w:rPr>
-              <w:t>ậ</w:t>
-            </w:r>
-            <w:r>
-              <w:rPr>
-                <w:b/>
-              </w:rPr>
-              <w:t>p – T</w:t>
-            </w:r>
-            <w:r>
-              <w:rPr>
-                <w:b/>
-              </w:rPr>
-              <w:t>ự</w:t>
-            </w:r>
-            <w:r>
-              <w:rPr>
-                <w:b/>
-              </w:rPr>
-              <w:t xml:space="preserve"> do – H</w:t>
-            </w:r>
-            <w:r>
-              <w:rPr>
-                <w:b/>
-              </w:rPr>
-              <w:t>ạ</w:t>
-            </w:r>
-            <w:r>
-              <w:rPr>
-                <w:b/>
-              </w:rPr>
-              <w:t>nh phúc</w:t>
+              <w:t>Độc lập – Tự do – Hạnh phúc</w:t>
             </w:r>
           </w:p>
         </w:tc>
@@ -275,71 +99,7 @@
           <w:color w:val="B40000"/>
           <w:sz w:val="30"/>
         </w:rPr>
-        <w:t>GI</w:t>
-      </w:r>
-      <w:r>
-        <w:rPr>
-          <w:b/>
-          <w:color w:val="B40000"/>
-          <w:sz w:val="30"/>
-        </w:rPr>
-        <w:t>Ấ</w:t>
-      </w:r>
-      <w:r>
-        <w:rPr>
-          <w:b/>
-          <w:color w:val="B40000"/>
-          <w:sz w:val="30"/>
-        </w:rPr>
-        <w:t>Y CH</w:t>
-      </w:r>
-      <w:r>
-        <w:rPr>
-          <w:b/>
-          <w:color w:val="B40000"/>
-          <w:sz w:val="30"/>
-        </w:rPr>
-        <w:t>Ứ</w:t>
-      </w:r>
-      <w:r>
-        <w:rPr>
-          <w:b/>
-          <w:color w:val="B40000"/>
-          <w:sz w:val="30"/>
-        </w:rPr>
-        <w:t>NG NH</w:t>
-      </w:r>
-      <w:r>
-        <w:rPr>
-          <w:b/>
-          <w:color w:val="B40000"/>
-          <w:sz w:val="30"/>
-        </w:rPr>
-        <w:t>Ậ</w:t>
-      </w:r>
-      <w:r>
-        <w:rPr>
-          <w:b/>
-          <w:color w:val="B40000"/>
-          <w:sz w:val="30"/>
-        </w:rPr>
-        <w:t>N ĐĂNG KÝ DOANH NGHI</w:t>
-      </w:r>
-      <w:r>
-        <w:rPr>
-          <w:b/>
-          <w:color w:val="B40000"/>
-          <w:sz w:val="30"/>
-        </w:rPr>
-        <w:t>Ệ</w:t>
-      </w:r>
-      <w:r>
-        <w:rPr>
-          <w:b/>
-          <w:color w:val="B40000"/>
-          <w:sz w:val="30"/>
-        </w:rPr>
-        <w:t>P</w:t>
+        <w:t>GIẤY CHỨNG NHẬN ĐĂNG KÝ DOANH NGHIỆP</w:t>
       </w:r>
       <w:r>
         <w:rPr>
@@ -354,63 +114,7 @@
           <w:b/>
           <w:sz w:val="26"/>
         </w:rPr>
-        <w:t>CÔNG TY TRÁCH NHI</w:t>
-      </w:r>
-      <w:r>
-        <w:rPr>
-          <w:b/>
-          <w:sz w:val="26"/>
-        </w:rPr>
-        <w:t>Ệ</w:t>
-      </w:r>
-      <w:r>
-        <w:rPr>
-          <w:b/>
-          <w:sz w:val="26"/>
-        </w:rPr>
-        <w:t>M H</w:t>
-      </w:r>
-      <w:r>
-        <w:rPr>
-          <w:b/>
-          <w:sz w:val="26"/>
-        </w:rPr>
-        <w:t>Ữ</w:t>
-      </w:r>
-      <w:r>
-        <w:rPr>
-          <w:b/>
-          <w:sz w:val="26"/>
-        </w:rPr>
-        <w:t>U H</w:t>
-      </w:r>
-      <w:r>
-        <w:rPr>
-          <w:b/>
-          <w:sz w:val="26"/>
-        </w:rPr>
-        <w:t>Ạ</w:t>
-      </w:r>
-      <w:r>
-        <w:rPr>
-          <w:b/>
-          <w:sz w:val="26"/>
-        </w:rPr>
-        <w:t>N M</w:t>
-      </w:r>
-      <w:r>
-        <w:rPr>
-          <w:b/>
-          <w:sz w:val="26"/>
-        </w:rPr>
-        <w:t>Ộ</w:t>
-      </w:r>
-      <w:r>
-        <w:rPr>
-          <w:b/>
-          <w:sz w:val="26"/>
-        </w:rPr>
-        <w:t>T THÀNH VIÊN</w:t>
+        <w:t>CÔNG TY TRÁCH NHIỆM HỮU HẠN MỘT THÀNH VIÊN</w:t>
       </w:r>
     </w:p>
     <w:p>
@@ -419,19 +123,7 @@
         <w:jc w:val="center"/>
       </w:pPr>
       <w:r>
-        <w:t>Mã s</w:t>
-      </w:r>
-      <w:r>
-        <w:t>ố</w:t>
-      </w:r>
-      <w:r>
-        <w:t xml:space="preserve"> doanh nghi</w:t>
-      </w:r>
-      <w:r>
-        <w:t>ệ</w:t>
-      </w:r>
-      <w:r>
-        <w:t xml:space="preserve">p: </w:t>
+        <w:t xml:space="preserve">Mã số doanh nghiệp: </w:t>
       </w:r>
       <w:r>
         <w:rPr>
@@ -449,80 +141,14 @@
         <w:rPr>
           <w:i/>
         </w:rPr>
-        <w:t>Đăng ký l</w:t>
-      </w:r>
-      <w:r>
-        <w:rPr>
-          <w:i/>
-        </w:rPr>
-        <w:t>ầ</w:t>
-      </w:r>
-      <w:r>
-        <w:rPr>
-          <w:i/>
-        </w:rPr>
-        <w:t>n đ</w:t>
-      </w:r>
-      <w:r>
-        <w:rPr>
-          <w:i/>
-        </w:rPr>
-        <w:t>ầ</w:t>
-      </w:r>
-      <w:r>
-        <w:rPr>
-          <w:i/>
-        </w:rPr>
-        <w:t>u:</w:t>
-      </w:r>
-      <w:r>
-        <w:rPr>
-          <w:i/>
-        </w:rPr>
-        <w:t xml:space="preserve"> ngày 01 tháng 08 năm 2016</w:t>
+        <w:t>Đăng ký lần đầu: ngày 01 tháng 08 năm 2016</w:t>
       </w:r>
       <w:r>
         <w:rPr>
           <w:i/>
         </w:rPr>
         <w:br/>
-        <w:t>Đăng ký thay đ</w:t>
-      </w:r>
-      <w:r>
-        <w:rPr>
-          <w:i/>
-        </w:rPr>
-        <w:t>ổ</w:t>
-      </w:r>
-      <w:r>
-        <w:rPr>
-          <w:i/>
-        </w:rPr>
-        <w:t>i l</w:t>
-      </w:r>
-      <w:r>
-        <w:rPr>
-          <w:i/>
-        </w:rPr>
-        <w:t>ầ</w:t>
-      </w:r>
-      <w:r>
-        <w:rPr>
-          <w:i/>
-        </w:rPr>
-        <w:t>n th</w:t>
-      </w:r>
-      <w:r>
-        <w:rPr>
-          <w:i/>
-        </w:rPr>
-        <w:t>ứ</w:t>
-      </w:r>
-      <w:r>
-        <w:rPr>
-          <w:i/>
-        </w:rPr>
-        <w:t>: 2, ngày 05 tháng 04 năm 2023</w:t>
+        <w:t>Đăng ký thay đổi lần thứ: 2, ngày 05 tháng 04 năm 2023</w:t>
       </w:r>
     </w:p>
     <w:p>
@@ -542,49 +168,13 @@
         <w:ind w:left="288"/>
       </w:pPr>
       <w:r>
-        <w:t>Tên công ty vi</w:t>
-      </w:r>
-      <w:r>
-        <w:t>ế</w:t>
-      </w:r>
-      <w:r>
-        <w:t>t b</w:t>
-      </w:r>
-      <w:r>
-        <w:t>ằ</w:t>
-      </w:r>
-      <w:r>
-        <w:t>ng ti</w:t>
-      </w:r>
-      <w:r>
-        <w:t>ế</w:t>
-      </w:r>
-      <w:r>
-        <w:t>ng Vi</w:t>
-      </w:r>
-      <w:r>
-        <w:t>ệ</w:t>
-      </w:r>
-      <w:r>
-        <w:t xml:space="preserve">t: </w:t>
+        <w:t xml:space="preserve">Tên công ty viết bằng tiếng Việt: </w:t>
       </w:r>
       <w:r>
         <w:rPr>
           <w:b/>
         </w:rPr>
-        <w:t>CÔNG TY TNHH G</w:t>
-      </w:r>
-      <w:r>
-        <w:rPr>
-          <w:b/>
-        </w:rPr>
-        <w:t>Ỗ</w:t>
-      </w:r>
-      <w:r>
-        <w:rPr>
-          <w:b/>
-        </w:rPr>
-        <w:t xml:space="preserve"> NHIÊN THÀNH</w:t>
+        <w:t>CÔNG TY TNHH GỖ NHIÊN THÀNH</w:t>
       </w:r>
     </w:p>
     <w:p>
@@ -593,31 +183,7 @@
         <w:ind w:left="288"/>
       </w:pPr>
       <w:r>
-        <w:t>Tên công ty vi</w:t>
-      </w:r>
-      <w:r>
-        <w:t>ế</w:t>
-      </w:r>
-      <w:r>
-        <w:t>t b</w:t>
-      </w:r>
-      <w:r>
-        <w:t>ằ</w:t>
-      </w:r>
-      <w:r>
-        <w:t>ng ti</w:t>
-      </w:r>
-      <w:r>
-        <w:t>ế</w:t>
-      </w:r>
-      <w:r>
-        <w:t>ng nư</w:t>
-      </w:r>
-      <w:r>
-        <w:t>ớ</w:t>
-      </w:r>
-      <w:r>
-        <w:t>c ngoài: NHIEN THANH WOOD COMPANY LIMITED</w:t>
+        <w:t>Tên công ty viết bằng tiếng nước ngoài: NHIEN THANH WOOD COMPANY LIMITED</w:t>
       </w:r>
     </w:p>
     <w:p>
@@ -626,22 +192,7 @@
         <w:ind w:left="288"/>
       </w:pPr>
       <w:r>
-        <w:t>Tên công ty vi</w:t>
-      </w:r>
-      <w:r>
-        <w:t>ế</w:t>
-      </w:r>
-      <w:r>
-        <w:t>t t</w:t>
-      </w:r>
-      <w:r>
-        <w:t>ắ</w:t>
-      </w:r>
-      <w:r>
-        <w:t>t: NH</w:t>
-      </w:r>
-      <w:r>
-        <w:t>IEN THANH WOOD CO.,LTD</w:t>
+        <w:t>Tên công ty viết tắt: NHIEN THANH WOOD CO.,LTD</w:t>
       </w:r>
     </w:p>
     <w:p>
@@ -652,55 +203,7 @@
         <w:rPr>
           <w:b/>
         </w:rPr>
-        <w:t>2. Đ</w:t>
-      </w:r>
-      <w:r>
-        <w:rPr>
-          <w:b/>
-        </w:rPr>
-        <w:t>ị</w:t>
-      </w:r>
-      <w:r>
-        <w:rPr>
-          <w:b/>
-        </w:rPr>
-        <w:t>a ch</w:t>
-      </w:r>
-      <w:r>
-        <w:rPr>
-          <w:b/>
-        </w:rPr>
-        <w:t>ỉ</w:t>
-      </w:r>
-      <w:r>
-        <w:rPr>
-          <w:b/>
-        </w:rPr>
-        <w:t xml:space="preserve"> tr</w:t>
-      </w:r>
-      <w:r>
-        <w:rPr>
-          <w:b/>
-        </w:rPr>
-        <w:t>ụ</w:t>
-      </w:r>
-      <w:r>
-        <w:rPr>
-          <w:b/>
-        </w:rPr>
-        <w:t xml:space="preserve"> s</w:t>
-      </w:r>
-      <w:r>
-        <w:rPr>
-          <w:b/>
-        </w:rPr>
-        <w:t>ở</w:t>
-      </w:r>
-      <w:r>
-        <w:rPr>
-          <w:b/>
-        </w:rPr>
-        <w:t xml:space="preserve"> chính</w:t>
+        <w:t>2. Địa chỉ trụ sở chính</w:t>
       </w:r>
     </w:p>
     <w:p>
@@ -709,62 +212,13 @@
         <w:ind w:left="288"/>
       </w:pPr>
       <w:r>
-        <w:t>Đ</w:t>
+        <w:t xml:space="preserve">Địa chỉ: </w:t>
       </w:r>
       <w:r>
-        <w:t>ị</w:t>
+        <w:t>Số 29A, Khu phố Hòa Long, Phường Lái Thiêu, TP Hồ Chí Minh, Việt Nam</w:t>
       </w:r>
-      <w:r>
-        <w:t>a ch</w:t>
-      </w:r>
-      <w:r>
-        <w:t>ỉ</w:t>
-      </w:r>
-      <w:r>
-        <w:t>: S</w:t>
-      </w:r>
-      <w:r>
-        <w:t>ố</w:t>
-      </w:r>
-      <w:r>
-        <w:t xml:space="preserve"> 29A, Khu ph</w:t>
-      </w:r>
-      <w:r>
-        <w:t>ố</w:t>
-      </w:r>
-      <w:r>
-        <w:t xml:space="preserve"> Hòa Long, Phư</w:t>
-      </w:r>
-      <w:r>
-        <w:t>ờ</w:t>
-      </w:r>
-      <w:r>
-        <w:t>ng Lái Thiêu, Thành ph</w:t>
-      </w:r>
-      <w:r>
-        <w:t>ố</w:t>
-      </w:r>
-      <w:r>
-        <w:t xml:space="preserve"> Thu</w:t>
-      </w:r>
-      <w:r>
-        <w:t>ậ</w:t>
-      </w:r>
-      <w:r>
-        <w:t>n An, T</w:t>
-      </w:r>
-      <w:r>
-        <w:t>ỉ</w:t>
-      </w:r>
-      <w:r>
-        <w:t>nh Bình Dương, Vi</w:t>
-      </w:r>
-      <w:r>
-        <w:t>ệ</w:t>
-      </w:r>
-      <w:r>
-        <w:t>t Nam</w:t>
-      </w:r>
+      <w:bookmarkStart w:id="0" w:name="_GoBack"/>
+      <w:bookmarkEnd w:id="0"/>
     </w:p>
     <w:p>
       <w:pPr>
@@ -772,19 +226,7 @@
         <w:ind w:left="288"/>
       </w:pPr>
       <w:r>
-        <w:t>Đi</w:t>
-      </w:r>
-      <w:r>
-        <w:t>ệ</w:t>
-      </w:r>
-      <w:r>
-        <w:t>n tho</w:t>
-      </w:r>
-      <w:r>
-        <w:t>ạ</w:t>
-      </w:r>
-      <w:r>
-        <w:t>i: 0908 985 901</w:t>
+        <w:t>Điện thoại: 0908 985 901</w:t>
       </w:r>
     </w:p>
     <w:p>
@@ -822,37 +264,7 @@
         <w:rPr>
           <w:b/>
         </w:rPr>
-        <w:t>3. V</w:t>
-      </w:r>
-      <w:r>
-        <w:rPr>
-          <w:b/>
-        </w:rPr>
-        <w:t>ố</w:t>
-      </w:r>
-      <w:r>
-        <w:rPr>
-          <w:b/>
-        </w:rPr>
-        <w:t>n đi</w:t>
-      </w:r>
-      <w:r>
-        <w:rPr>
-          <w:b/>
-        </w:rPr>
-        <w:t>ề</w:t>
-      </w:r>
-      <w:r>
-        <w:rPr>
-          <w:b/>
-        </w:rPr>
-        <w:t>u l</w:t>
-      </w:r>
-      <w:r>
-        <w:rPr>
-          <w:b/>
-        </w:rPr>
-        <w:t>ệ</w:t>
+        <w:t>3. Vốn điều lệ</w:t>
       </w:r>
     </w:p>
     <w:p>
@@ -861,49 +273,13 @@
         <w:ind w:left="288"/>
       </w:pPr>
       <w:r>
-        <w:t>V</w:t>
-      </w:r>
-      <w:r>
-        <w:t>ố</w:t>
-      </w:r>
-      <w:r>
-        <w:t>n đi</w:t>
-      </w:r>
-      <w:r>
-        <w:t>ề</w:t>
-      </w:r>
-      <w:r>
-        <w:t>u l</w:t>
-      </w:r>
-      <w:r>
-        <w:t>ệ</w:t>
-      </w:r>
-      <w:r>
-        <w:t xml:space="preserve">: </w:t>
+        <w:t xml:space="preserve">Vốn điều lệ: </w:t>
       </w:r>
       <w:r>
         <w:rPr>
           <w:b/>
         </w:rPr>
-        <w:t>500.000.00</w:t>
-      </w:r>
-      <w:r>
-        <w:rPr>
-          <w:b/>
-        </w:rPr>
-        <w:t>0 đ</w:t>
-      </w:r>
-      <w:r>
-        <w:rPr>
-          <w:b/>
-        </w:rPr>
-        <w:t>ồ</w:t>
-      </w:r>
-      <w:r>
-        <w:rPr>
-          <w:b/>
-        </w:rPr>
-        <w:t>ng</w:t>
+        <w:t>500.000.000 đồng</w:t>
       </w:r>
     </w:p>
     <w:p>
@@ -912,49 +288,13 @@
         <w:ind w:left="288"/>
       </w:pPr>
       <w:r>
-        <w:t>B</w:t>
-      </w:r>
-      <w:r>
-        <w:t>ằ</w:t>
-      </w:r>
-      <w:r>
-        <w:t>ng ch</w:t>
-      </w:r>
-      <w:r>
-        <w:t>ữ</w:t>
-      </w:r>
-      <w:r>
-        <w:t xml:space="preserve">: </w:t>
+        <w:t xml:space="preserve">Bằng chữ: </w:t>
       </w:r>
       <w:r>
         <w:rPr>
           <w:b/>
         </w:rPr>
-        <w:t>Năm trăm tri</w:t>
-      </w:r>
-      <w:r>
-        <w:rPr>
-          <w:b/>
-        </w:rPr>
-        <w:t>ệ</w:t>
-      </w:r>
-      <w:r>
-        <w:rPr>
-          <w:b/>
-        </w:rPr>
-        <w:t>u đ</w:t>
-      </w:r>
-      <w:r>
-        <w:rPr>
-          <w:b/>
-        </w:rPr>
-        <w:t>ồ</w:t>
-      </w:r>
-      <w:r>
-        <w:rPr>
-          <w:b/>
-        </w:rPr>
-        <w:t>ng</w:t>
+        <w:t>Năm trăm triệu đồng</w:t>
       </w:r>
     </w:p>
     <w:p>
@@ -965,55 +305,7 @@
         <w:rPr>
           <w:b/>
         </w:rPr>
-        <w:t>4. Thông tin v</w:t>
-      </w:r>
-      <w:r>
-        <w:rPr>
-          <w:b/>
-        </w:rPr>
-        <w:t>ề</w:t>
-      </w:r>
-      <w:r>
-        <w:rPr>
-          <w:b/>
-        </w:rPr>
-        <w:t xml:space="preserve"> ch</w:t>
-      </w:r>
-      <w:r>
-        <w:rPr>
-          <w:b/>
-        </w:rPr>
-        <w:t>ủ</w:t>
-      </w:r>
-      <w:r>
-        <w:rPr>
-          <w:b/>
-        </w:rPr>
-        <w:t xml:space="preserve"> s</w:t>
-      </w:r>
-      <w:r>
-        <w:rPr>
-          <w:b/>
-        </w:rPr>
-        <w:t>ở</w:t>
-      </w:r>
-      <w:r>
-        <w:rPr>
-          <w:b/>
-        </w:rPr>
-        <w:t xml:space="preserve"> h</w:t>
-      </w:r>
-      <w:r>
-        <w:rPr>
-          <w:b/>
-        </w:rPr>
-        <w:t>ữ</w:t>
-      </w:r>
-      <w:r>
-        <w:rPr>
-          <w:b/>
-        </w:rPr>
-        <w:t>u</w:t>
+        <w:t>4. Thông tin về chủ sở hữu</w:t>
       </w:r>
     </w:p>
     <w:p>
@@ -1022,31 +314,13 @@
         <w:ind w:left="288"/>
       </w:pPr>
       <w:r>
-        <w:t>H</w:t>
-      </w:r>
-      <w:r>
-        <w:t>ọ</w:t>
-      </w:r>
-      <w:r>
-        <w:t xml:space="preserve"> và tên: </w:t>
+        <w:t xml:space="preserve">Họ và tên: </w:t>
       </w:r>
       <w:r>
         <w:rPr>
           <w:b/>
         </w:rPr>
-        <w:t>VŨ TRƯ</w:t>
-      </w:r>
-      <w:r>
-        <w:rPr>
-          <w:b/>
-        </w:rPr>
-        <w:t>Ờ</w:t>
-      </w:r>
-      <w:r>
-        <w:rPr>
-          <w:b/>
-        </w:rPr>
-        <w:t>NG XUYÊN</w:t>
+        <w:t>VŨ TRƯỜNG XUYÊN</w:t>
       </w:r>
     </w:p>
     <w:p>
@@ -1055,13 +329,7 @@
         <w:ind w:left="288"/>
       </w:pPr>
       <w:r>
-        <w:t>Sinh ngày: 01/01/1985            Gi</w:t>
-      </w:r>
-      <w:r>
-        <w:t>ớ</w:t>
-      </w:r>
-      <w:r>
-        <w:t>i tính: Nam</w:t>
+        <w:t>Sinh ngày: 01/01/1985            Giới tính: Nam</w:t>
       </w:r>
     </w:p>
     <w:p>
@@ -1070,31 +338,7 @@
         <w:ind w:left="288"/>
       </w:pPr>
       <w:r>
-        <w:t>Dân t</w:t>
-      </w:r>
-      <w:r>
-        <w:t>ộ</w:t>
-      </w:r>
-      <w:r>
-        <w:t>c: Kinh                   Qu</w:t>
-      </w:r>
-      <w:r>
-        <w:t>ố</w:t>
-      </w:r>
-      <w:r>
-        <w:t>c t</w:t>
-      </w:r>
-      <w:r>
-        <w:t>ị</w:t>
-      </w:r>
-      <w:r>
-        <w:t>ch: Vi</w:t>
-      </w:r>
-      <w:r>
-        <w:t>ệ</w:t>
-      </w:r>
-      <w:r>
-        <w:t>t Nam</w:t>
+        <w:t>Dân tộc: Kinh                   Quốc tịch: Việt Nam</w:t>
       </w:r>
     </w:p>
     <w:p>
@@ -1103,43 +347,7 @@
         <w:ind w:left="288"/>
       </w:pPr>
       <w:r>
-        <w:t>Lo</w:t>
-      </w:r>
-      <w:r>
-        <w:t>ạ</w:t>
-      </w:r>
-      <w:r>
-        <w:t>i gi</w:t>
-      </w:r>
-      <w:r>
-        <w:t>ấ</w:t>
-      </w:r>
-      <w:r>
-        <w:t>y t</w:t>
-      </w:r>
-      <w:r>
-        <w:t>ờ</w:t>
-      </w:r>
-      <w:r>
-        <w:t xml:space="preserve"> pháp lý c</w:t>
-      </w:r>
-      <w:r>
-        <w:t>ủ</w:t>
-      </w:r>
-      <w:r>
-        <w:t>a cá nhân: Th</w:t>
-      </w:r>
-      <w:r>
-        <w:t>ẻ</w:t>
-      </w:r>
-      <w:r>
-        <w:t xml:space="preserve"> căn cư</w:t>
-      </w:r>
-      <w:r>
-        <w:t>ớ</w:t>
-      </w:r>
-      <w:r>
-        <w:t>c công dân</w:t>
+        <w:t>Loại giấy tờ pháp lý của cá nhân: Thẻ căn cước công dân</w:t>
       </w:r>
     </w:p>
     <w:p>
@@ -1148,31 +356,7 @@
         <w:ind w:left="288"/>
       </w:pPr>
       <w:r>
-        <w:t>S</w:t>
-      </w:r>
-      <w:r>
-        <w:t>ố</w:t>
-      </w:r>
-      <w:r>
-        <w:t xml:space="preserve"> gi</w:t>
-      </w:r>
-      <w:r>
-        <w:t>ấ</w:t>
-      </w:r>
-      <w:r>
-        <w:t>y t</w:t>
-      </w:r>
-      <w:r>
-        <w:t>ờ</w:t>
-      </w:r>
-      <w:r>
-        <w:t xml:space="preserve"> pháp lý c</w:t>
-      </w:r>
-      <w:r>
-        <w:t>ủ</w:t>
-      </w:r>
-      <w:r>
-        <w:t>a cá nhân: 066085008566</w:t>
+        <w:t>Số giấy tờ pháp lý của cá nhân: 066085008566</w:t>
       </w:r>
     </w:p>
     <w:p>
@@ -1181,73 +365,7 @@
         <w:ind w:left="288"/>
       </w:pPr>
       <w:r>
-        <w:t>Ngày c</w:t>
-      </w:r>
-      <w:r>
-        <w:t>ấ</w:t>
-      </w:r>
-      <w:r>
-        <w:t>p: 12/01/2022           Nơi c</w:t>
-      </w:r>
-      <w:r>
-        <w:t>ấ</w:t>
-      </w:r>
-      <w:r>
-        <w:t>p: C</w:t>
-      </w:r>
-      <w:r>
-        <w:t>ụ</w:t>
-      </w:r>
-      <w:r>
-        <w:t>c trư</w:t>
-      </w:r>
-      <w:r>
-        <w:t>ở</w:t>
-      </w:r>
-      <w:r>
-        <w:t>ng c</w:t>
-      </w:r>
-      <w:r>
-        <w:t>ụ</w:t>
-      </w:r>
-      <w:r>
-        <w:t>c c</w:t>
-      </w:r>
-      <w:r>
-        <w:t>ả</w:t>
-      </w:r>
-      <w:r>
-        <w:t>nh sát qu</w:t>
-      </w:r>
-      <w:r>
-        <w:t>ả</w:t>
-      </w:r>
-      <w:r>
-        <w:t>n lý hành chánh v</w:t>
-      </w:r>
-      <w:r>
-        <w:t>ề</w:t>
-      </w:r>
-      <w:r>
-        <w:t xml:space="preserve"> tr</w:t>
-      </w:r>
-      <w:r>
-        <w:t>ậ</w:t>
-      </w:r>
-      <w:r>
-        <w:t>t t</w:t>
-      </w:r>
-      <w:r>
-        <w:t>ự</w:t>
-      </w:r>
-      <w:r>
-        <w:t xml:space="preserve"> xã h</w:t>
-      </w:r>
-      <w:r>
-        <w:t>ộ</w:t>
-      </w:r>
-      <w:r>
-        <w:t>i</w:t>
+        <w:t>Ngày cấp: 12/01/2022           Nơi cấp: Cục trưởng cục cảnh sát quản lý hành chánh về trật tự xã hội</w:t>
       </w:r>
     </w:p>
     <w:p>
@@ -1256,61 +374,7 @@
         <w:ind w:left="288"/>
       </w:pPr>
       <w:r>
-        <w:t>Đ</w:t>
-      </w:r>
-      <w:r>
-        <w:t>ị</w:t>
-      </w:r>
-      <w:r>
-        <w:t>a ch</w:t>
-      </w:r>
-      <w:r>
-        <w:t>ỉ</w:t>
-      </w:r>
-      <w:r>
-        <w:t xml:space="preserve"> thư</w:t>
-      </w:r>
-      <w:r>
-        <w:t>ờ</w:t>
-      </w:r>
-      <w:r>
-        <w:t>ng trú: S</w:t>
-      </w:r>
-      <w:r>
-        <w:t>ố</w:t>
-      </w:r>
-      <w:r>
-        <w:t xml:space="preserve"> 022, Thôn 3, Xã Ea Ktur, Huy</w:t>
-      </w:r>
-      <w:r>
-        <w:t>ệ</w:t>
-      </w:r>
-      <w:r>
-        <w:t>n Cư Kuin, T</w:t>
-      </w:r>
-      <w:r>
-        <w:t>ỉ</w:t>
-      </w:r>
-      <w:r>
-        <w:t>nh Đ</w:t>
-      </w:r>
-      <w:r>
-        <w:t>ắ</w:t>
-      </w:r>
-      <w:r>
-        <w:t>k L</w:t>
-      </w:r>
-      <w:r>
-        <w:t>ắ</w:t>
-      </w:r>
-      <w:r>
-        <w:t>k, Vi</w:t>
-      </w:r>
-      <w:r>
-        <w:t>ệ</w:t>
-      </w:r>
-      <w:r>
-        <w:t>t Nam</w:t>
+        <w:t>Địa chỉ thường trú: Số 022, Thôn 3, Xã Ea Ktur, Huyện Cư Kuin, Tỉnh Đắk Lắk, Việt Nam</w:t>
       </w:r>
     </w:p>
     <w:p>
@@ -1319,70 +383,7 @@
         <w:ind w:left="288"/>
       </w:pPr>
       <w:r>
-        <w:t>Đ</w:t>
-      </w:r>
-      <w:r>
-        <w:t>ị</w:t>
-      </w:r>
-      <w:r>
-        <w:t>a ch</w:t>
-      </w:r>
-      <w:r>
-        <w:t>ỉ</w:t>
-      </w:r>
-      <w:r>
-        <w:t xml:space="preserve"> liên l</w:t>
-      </w:r>
-      <w:r>
-        <w:t>ạ</w:t>
-      </w:r>
-      <w:r>
-        <w:t>c: S</w:t>
-      </w:r>
-      <w:r>
-        <w:t>ố</w:t>
-      </w:r>
-      <w:r>
-        <w:t xml:space="preserve"> 29A</w:t>
-      </w:r>
-      <w:r>
-        <w:t>, Khu ph</w:t>
-      </w:r>
-      <w:r>
-        <w:t>ố</w:t>
-      </w:r>
-      <w:r>
-        <w:t xml:space="preserve"> Hòa Long, Phư</w:t>
-      </w:r>
-      <w:r>
-        <w:t>ờ</w:t>
-      </w:r>
-      <w:r>
-        <w:t>ng Lái Thiêu, Thành ph</w:t>
-      </w:r>
-      <w:r>
-        <w:t>ố</w:t>
-      </w:r>
-      <w:r>
-        <w:t xml:space="preserve"> Thu</w:t>
-      </w:r>
-      <w:r>
-        <w:t>ậ</w:t>
-      </w:r>
-      <w:r>
-        <w:t>n An, T</w:t>
-      </w:r>
-      <w:r>
-        <w:t>ỉ</w:t>
-      </w:r>
-      <w:r>
-        <w:t>nh Bình Dương, Vi</w:t>
-      </w:r>
-      <w:r>
-        <w:t>ệ</w:t>
-      </w:r>
-      <w:r>
-        <w:t>t Nam</w:t>
+        <w:t>Địa chỉ liên lạc: Số 29A, Khu phố Hòa Long, Phường Lái Thiêu, Thành phố Thuận An, Tỉnh Bình Dương, Việt Nam</w:t>
       </w:r>
     </w:p>
     <w:p>
@@ -1393,67 +394,7 @@
         <w:rPr>
           <w:b/>
         </w:rPr>
-        <w:t>5. Ngư</w:t>
-      </w:r>
-      <w:r>
-        <w:rPr>
-          <w:b/>
-        </w:rPr>
-        <w:t>ờ</w:t>
-      </w:r>
-      <w:r>
-        <w:rPr>
-          <w:b/>
-        </w:rPr>
-        <w:t>i đ</w:t>
-      </w:r>
-      <w:r>
-        <w:rPr>
-          <w:b/>
-        </w:rPr>
-        <w:t>ạ</w:t>
-      </w:r>
-      <w:r>
-        <w:rPr>
-          <w:b/>
-        </w:rPr>
-        <w:t>i di</w:t>
-      </w:r>
-      <w:r>
-        <w:rPr>
-          <w:b/>
-        </w:rPr>
-        <w:t>ệ</w:t>
-      </w:r>
-      <w:r>
-        <w:rPr>
-          <w:b/>
-        </w:rPr>
-        <w:t>n theo pháp lu</w:t>
-      </w:r>
-      <w:r>
-        <w:rPr>
-          <w:b/>
-        </w:rPr>
-        <w:t>ậ</w:t>
-      </w:r>
-      <w:r>
-        <w:rPr>
-          <w:b/>
-        </w:rPr>
-        <w:t>t c</w:t>
-      </w:r>
-      <w:r>
-        <w:rPr>
-          <w:b/>
-        </w:rPr>
-        <w:t>ủ</w:t>
-      </w:r>
-      <w:r>
-        <w:rPr>
-          <w:b/>
-        </w:rPr>
-        <w:t>a công ty</w:t>
+        <w:t>5. Người đại diện theo pháp luật của công ty</w:t>
       </w:r>
     </w:p>
     <w:p>
@@ -1462,31 +403,28 @@
         <w:ind w:left="288"/>
       </w:pPr>
       <w:r>
-        <w:t>* H</w:t>
-      </w:r>
-      <w:r>
-        <w:t>ọ</w:t>
-      </w:r>
-      <w:r>
-        <w:t xml:space="preserve"> và tên: </w:t>
+        <w:t xml:space="preserve">* Họ và tên: </w:t>
       </w:r>
       <w:r>
         <w:rPr>
           <w:b/>
         </w:rPr>
-        <w:t>VŨ TRƯ</w:t>
+        <w:t>VŨ TRƯỜNG XUYÊN</w:t>
+      </w:r>
+    </w:p>
+    <w:p>
+      <w:pPr>
+        <w:spacing w:before="40" w:after="60"/>
+        <w:ind w:left="288"/>
+      </w:pPr>
+      <w:r>
+        <w:t xml:space="preserve">Chức danh: </w:t>
       </w:r>
       <w:r>
         <w:rPr>
           <w:b/>
         </w:rPr>
-        <w:t>Ờ</w:t>
-      </w:r>
-      <w:r>
-        <w:rPr>
-          <w:b/>
-        </w:rPr>
-        <w:t>NG XUYÊN</w:t>
+        <w:t>Giám đốc</w:t>
       </w:r>
     </w:p>
     <w:p>
@@ -1496,31 +434,7 @@
       </w:pPr>
       <w:r>
         <w:lastRenderedPageBreak/>
-        <w:t>Ch</w:t>
-      </w:r>
-      <w:r>
-        <w:t>ứ</w:t>
-      </w:r>
-      <w:r>
-        <w:t xml:space="preserve">c danh: </w:t>
-      </w:r>
-      <w:r>
-        <w:rPr>
-          <w:b/>
-        </w:rPr>
-        <w:t>Giám đ</w:t>
-      </w:r>
-      <w:r>
-        <w:rPr>
-          <w:b/>
-        </w:rPr>
-        <w:t>ố</w:t>
-      </w:r>
-      <w:r>
-        <w:rPr>
-          <w:b/>
-        </w:rPr>
-        <w:t>c</w:t>
+        <w:t>Sinh ngày: 01/01/1985            Giới tính: Nam</w:t>
       </w:r>
     </w:p>
     <w:p>
@@ -1529,13 +443,7 @@
         <w:ind w:left="288"/>
       </w:pPr>
       <w:r>
-        <w:t>Sinh ngày: 01/01/1985            Gi</w:t>
-      </w:r>
-      <w:r>
-        <w:t>ớ</w:t>
-      </w:r>
-      <w:r>
-        <w:t>i tính: Nam</w:t>
+        <w:t>Dân tộc: Kinh                   Quốc tịch: Việt Nam</w:t>
       </w:r>
     </w:p>
     <w:p>
@@ -1544,34 +452,7 @@
         <w:ind w:left="288"/>
       </w:pPr>
       <w:r>
-        <w:t>Dân t</w:t>
-      </w:r>
-      <w:r>
-        <w:t>ộ</w:t>
-      </w:r>
-      <w:r>
-        <w:t xml:space="preserve">c: Kinh                 </w:t>
-      </w:r>
-      <w:r>
-        <w:t xml:space="preserve">  Qu</w:t>
-      </w:r>
-      <w:r>
-        <w:t>ố</w:t>
-      </w:r>
-      <w:r>
-        <w:t>c t</w:t>
-      </w:r>
-      <w:r>
-        <w:t>ị</w:t>
-      </w:r>
-      <w:r>
-        <w:t>ch: Vi</w:t>
-      </w:r>
-      <w:r>
-        <w:t>ệ</w:t>
-      </w:r>
-      <w:r>
-        <w:t>t Nam</w:t>
+        <w:t>Loại giấy tờ pháp lý của cá nhân: Thẻ căn cước công dân</w:t>
       </w:r>
     </w:p>
     <w:p>
@@ -1580,43 +461,7 @@
         <w:ind w:left="288"/>
       </w:pPr>
       <w:r>
-        <w:t>Lo</w:t>
-      </w:r>
-      <w:r>
-        <w:t>ạ</w:t>
-      </w:r>
-      <w:r>
-        <w:t>i gi</w:t>
-      </w:r>
-      <w:r>
-        <w:t>ấ</w:t>
-      </w:r>
-      <w:r>
-        <w:t>y t</w:t>
-      </w:r>
-      <w:r>
-        <w:t>ờ</w:t>
-      </w:r>
-      <w:r>
-        <w:t xml:space="preserve"> pháp lý c</w:t>
-      </w:r>
-      <w:r>
-        <w:t>ủ</w:t>
-      </w:r>
-      <w:r>
-        <w:t>a cá nhân: Th</w:t>
-      </w:r>
-      <w:r>
-        <w:t>ẻ</w:t>
-      </w:r>
-      <w:r>
-        <w:t xml:space="preserve"> căn cư</w:t>
-      </w:r>
-      <w:r>
-        <w:t>ớ</w:t>
-      </w:r>
-      <w:r>
-        <w:t>c công dân</w:t>
+        <w:t>Số giấy tờ pháp lý của cá nhân: 066085008566</w:t>
       </w:r>
     </w:p>
     <w:p>
@@ -1625,31 +470,7 @@
         <w:ind w:left="288"/>
       </w:pPr>
       <w:r>
-        <w:t>S</w:t>
-      </w:r>
-      <w:r>
-        <w:t>ố</w:t>
-      </w:r>
-      <w:r>
-        <w:t xml:space="preserve"> gi</w:t>
-      </w:r>
-      <w:r>
-        <w:t>ấ</w:t>
-      </w:r>
-      <w:r>
-        <w:t>y t</w:t>
-      </w:r>
-      <w:r>
-        <w:t>ờ</w:t>
-      </w:r>
-      <w:r>
-        <w:t xml:space="preserve"> pháp lý c</w:t>
-      </w:r>
-      <w:r>
-        <w:t>ủ</w:t>
-      </w:r>
-      <w:r>
-        <w:t>a cá nhân: 066085008566</w:t>
+        <w:t>Ngày cấp: 12/01/2022           Nơi cấp: Cục trưởng cục cảnh sát quản lý hành chánh về trật tự xã hội</w:t>
       </w:r>
     </w:p>
     <w:p>
@@ -1658,73 +479,7 @@
         <w:ind w:left="288"/>
       </w:pPr>
       <w:r>
-        <w:t>Ngày c</w:t>
-      </w:r>
-      <w:r>
-        <w:t>ấ</w:t>
-      </w:r>
-      <w:r>
-        <w:t>p: 12/01/2022           Nơi c</w:t>
-      </w:r>
-      <w:r>
-        <w:t>ấ</w:t>
-      </w:r>
-      <w:r>
-        <w:t>p: C</w:t>
-      </w:r>
-      <w:r>
-        <w:t>ụ</w:t>
-      </w:r>
-      <w:r>
-        <w:t>c trư</w:t>
-      </w:r>
-      <w:r>
-        <w:t>ở</w:t>
-      </w:r>
-      <w:r>
-        <w:t>ng c</w:t>
-      </w:r>
-      <w:r>
-        <w:t>ụ</w:t>
-      </w:r>
-      <w:r>
-        <w:t>c c</w:t>
-      </w:r>
-      <w:r>
-        <w:t>ả</w:t>
-      </w:r>
-      <w:r>
-        <w:t>nh sát qu</w:t>
-      </w:r>
-      <w:r>
-        <w:t>ả</w:t>
-      </w:r>
-      <w:r>
-        <w:t>n lý hành chánh v</w:t>
-      </w:r>
-      <w:r>
-        <w:t>ề</w:t>
-      </w:r>
-      <w:r>
-        <w:t xml:space="preserve"> tr</w:t>
-      </w:r>
-      <w:r>
-        <w:t>ậ</w:t>
-      </w:r>
-      <w:r>
-        <w:t>t t</w:t>
-      </w:r>
-      <w:r>
-        <w:t>ự</w:t>
-      </w:r>
-      <w:r>
-        <w:t xml:space="preserve"> xã h</w:t>
-      </w:r>
-      <w:r>
-        <w:t>ộ</w:t>
-      </w:r>
-      <w:r>
-        <w:t>i</w:t>
+        <w:t>Địa chỉ thường trú: Số 022, Thôn 3, Xã Ea Ktur, Huyện Cư Kuin, Tỉnh Đắk Lắk, Việt Nam</w:t>
       </w:r>
     </w:p>
     <w:p>
@@ -1733,133 +488,7 @@
         <w:ind w:left="288"/>
       </w:pPr>
       <w:r>
-        <w:t>Đ</w:t>
-      </w:r>
-      <w:r>
-        <w:t>ị</w:t>
-      </w:r>
-      <w:r>
-        <w:t>a ch</w:t>
-      </w:r>
-      <w:r>
-        <w:t>ỉ</w:t>
-      </w:r>
-      <w:r>
-        <w:t xml:space="preserve"> thư</w:t>
-      </w:r>
-      <w:r>
-        <w:t>ờ</w:t>
-      </w:r>
-      <w:r>
-        <w:t>ng trú: S</w:t>
-      </w:r>
-      <w:r>
-        <w:t>ố</w:t>
-      </w:r>
-      <w:r>
-        <w:t xml:space="preserve"> 022, Thôn</w:t>
-      </w:r>
-      <w:r>
-        <w:t xml:space="preserve"> 3, Xã Ea Ktur, Huy</w:t>
-      </w:r>
-      <w:r>
-        <w:t>ệ</w:t>
-      </w:r>
-      <w:r>
-        <w:t>n Cư Kuin, T</w:t>
-      </w:r>
-      <w:r>
-        <w:t>ỉ</w:t>
-      </w:r>
-      <w:r>
-        <w:t>nh Đ</w:t>
-      </w:r>
-      <w:r>
-        <w:t>ắ</w:t>
-      </w:r>
-      <w:r>
-        <w:t>k L</w:t>
-      </w:r>
-      <w:r>
-        <w:t>ắ</w:t>
-      </w:r>
-      <w:r>
-        <w:t>k, Vi</w:t>
-      </w:r>
-      <w:r>
-        <w:t>ệ</w:t>
-      </w:r>
-      <w:r>
-        <w:t>t Nam</w:t>
-      </w:r>
-    </w:p>
-    <w:p>
-      <w:pPr>
-        <w:spacing w:before="40" w:after="60"/>
-        <w:ind w:left="288"/>
-      </w:pPr>
-      <w:r>
-        <w:t>Đ</w:t>
-      </w:r>
-      <w:r>
-        <w:t>ị</w:t>
-      </w:r>
-      <w:r>
-        <w:t>a ch</w:t>
-      </w:r>
-      <w:r>
-        <w:t>ỉ</w:t>
-      </w:r>
-      <w:r>
-        <w:t xml:space="preserve"> liên l</w:t>
-      </w:r>
-      <w:r>
-        <w:t>ạ</w:t>
-      </w:r>
-      <w:r>
-        <w:t>c: S</w:t>
-      </w:r>
-      <w:r>
-        <w:t>ố</w:t>
-      </w:r>
-      <w:r>
-        <w:t xml:space="preserve"> 29A, Khu ph</w:t>
-      </w:r>
-      <w:r>
-        <w:t>ố</w:t>
-      </w:r>
-      <w:r>
-        <w:t xml:space="preserve"> Hòa Long, Phư</w:t>
-      </w:r>
-      <w:r>
-        <w:t>ờ</w:t>
-      </w:r>
-      <w:r>
-        <w:t>ng Lái Thiêu, Thành ph</w:t>
-      </w:r>
-      <w:r>
-        <w:t>ố</w:t>
-      </w:r>
-      <w:r>
-        <w:t xml:space="preserve"> Thu</w:t>
-      </w:r>
-      <w:r>
-        <w:t>ậ</w:t>
-      </w:r>
-      <w:r>
-        <w:t>n An, T</w:t>
-      </w:r>
-      <w:r>
-        <w:t>ỉ</w:t>
-      </w:r>
-      <w:r>
-        <w:t>nh Bình Dương, Vi</w:t>
-      </w:r>
-      <w:r>
-        <w:t>ệ</w:t>
-      </w:r>
-      <w:r>
-        <w:t>t Nam</w:t>
+        <w:t>Địa chỉ liên lạc: Số 29A, Khu phố Hòa Long, Phường Lái Thiêu, Thành phố Thuận An, Tỉnh Bình Dương, Việt Nam</w:t>
       </w:r>
     </w:p>
     <w:tbl>
@@ -1869,8 +498,8 @@
         <w:tblLook w:val="04A0" w:firstRow="1" w:lastRow="0" w:firstColumn="1" w:lastColumn="0" w:noHBand="0" w:noVBand="1"/>
       </w:tblPr>
       <w:tblGrid>
-        <w:gridCol w:w="4416"/>
-        <w:gridCol w:w="4872"/>
+        <w:gridCol w:w="4301"/>
+        <w:gridCol w:w="4771"/>
       </w:tblGrid>
       <w:tr>
         <w:trPr>
@@ -1896,21 +525,7 @@
                 <w:b/>
                 <w:sz w:val="22"/>
               </w:rPr>
-              <w:t>TRƯ</w:t>
-            </w:r>
-            <w:r>
-              <w:rPr>
-                <w:b/>
-                <w:sz w:val="22"/>
-              </w:rPr>
-              <w:t>Ờ</w:t>
-            </w:r>
-            <w:r>
-              <w:rPr>
-                <w:b/>
-                <w:sz w:val="22"/>
-              </w:rPr>
-              <w:t>NG PHÒNG</w:t>
+              <w:t>TRƯỜNG PHÒNG</w:t>
             </w:r>
           </w:p>
         </w:tc>
@@ -13837,7 +12452,7 @@
 </file>
 
 <file path=customXml/itemProps1.xml><?xml version="1.0" encoding="utf-8"?>
-<ds:datastoreItem xmlns:ds="http://schemas.openxmlformats.org/officeDocument/2006/customXml" ds:itemID="{11C3E0A1-DE57-4A43-9C87-9C5EE5DD1DEB}">
+<ds:datastoreItem xmlns:ds="http://schemas.openxmlformats.org/officeDocument/2006/customXml" ds:itemID="{645F0C92-E09D-494F-8545-D6B158B7E04B}">
   <ds:schemaRefs>
     <ds:schemaRef ds:uri="http://schemas.openxmlformats.org/officeDocument/2006/bibliography"/>
   </ds:schemaRefs>
